--- a/documentazione/IterazioneDue/AnalisiStatica.docx
+++ b/documentazione/IterazioneDue/AnalisiStatica.docx
@@ -95,6 +95,11 @@
       </w:r>
     </w:p>
     <w:p>
+      <w:pPr>
+        <w:rPr>
+          <w:u w:val="single"/>
+        </w:rPr>
+      </w:pPr>
       <w:r>
         <w:t xml:space="preserve">Per ispezionare il </w:t>
       </w:r>
@@ -118,43 +123,21 @@
       </w:r>
       <w:proofErr w:type="spellEnd"/>
       <w:r>
-        <w:t>. L'analisi ha prodotto un risultato eccellente, non rilevando alcun bug critico o avviso di sicurezza nel codice sorgente, a conferma della solidità dell'</w:t>
-      </w:r>
-      <w:proofErr w:type="spellStart"/>
-      <w:r>
-        <w:t>implementazione.</w:t>
-      </w:r>
-      <w:proofErr w:type="spellEnd"/>
-      <w:r>
-        <w:br/>
-      </w:r>
-      <w:r>
-        <w:t>L'analisi ha prodotto un risultato eccellente: Bugs (0). La totale assenza di segnalazioni evidenzia una corretta gestione dei tipi di dat</w:t>
-      </w:r>
-      <w:r>
-        <w:t>i</w:t>
-      </w:r>
-      <w:r>
-        <w:t xml:space="preserve"> </w:t>
-      </w:r>
-      <w:r>
-        <w:t xml:space="preserve">assicurando </w:t>
-      </w:r>
-      <w:r>
-        <w:t>che la base di codice è solida, priva di falle logiche e strutturalmente sicura.</w:t>
-      </w:r>
-    </w:p>
-    <w:p>
-      <w:pPr>
-        <w:rPr>
-          <w:i/>
-          <w:iCs/>
-        </w:rPr>
-      </w:pPr>
-      <w:r>
-        <w:rPr>
-          <w:i/>
-          <w:iCs/>
+        <w:t>. L'analisi ha prodotto un risultato eccellente, non rilevando alcun bug critico o avviso di sicurezza nel codice sorgente, a conferma della solidità dell'implementazione.</w:t>
+      </w:r>
+    </w:p>
+    <w:p>
+      <w:pPr>
+        <w:rPr>
+          <w:i/>
+          <w:iCs/>
+        </w:rPr>
+      </w:pPr>
+      <w:r>
+        <w:rPr>
+          <w:i/>
+          <w:iCs/>
+          <w:noProof/>
         </w:rPr>
         <w:drawing>
           <wp:anchor distT="0" distB="0" distL="114300" distR="114300" simplePos="0" relativeHeight="251660288" behindDoc="0" locked="0" layoutInCell="1" allowOverlap="1" wp14:anchorId="7F89EE20" wp14:editId="39776176">
@@ -347,10 +330,6 @@
         <w:t xml:space="preserve">. L'obiettivo è stato quello di garantire che i metodi non diventassero troppo lunghi, che le variabili inutilizzate venissero rimosse e che non ci fossero porzioni di codice duplicate. Il report finale di PMD evidenzia un </w:t>
       </w:r>
       <w:r>
-        <w:rPr>
-          <w:b/>
-          <w:bCs/>
-        </w:rPr>
         <w:t>risultato perfetto</w:t>
       </w:r>
       <w:r>
@@ -376,6 +355,7 @@
         <w:rPr>
           <w:i/>
           <w:iCs/>
+          <w:noProof/>
         </w:rPr>
         <w:lastRenderedPageBreak/>
         <w:drawing>
@@ -566,6 +546,9 @@
     <w:p/>
     <w:p>
       <w:r>
+        <w:rPr>
+          <w:noProof/>
+        </w:rPr>
         <w:drawing>
           <wp:anchor distT="0" distB="0" distL="114300" distR="114300" simplePos="0" relativeHeight="251659264" behindDoc="1" locked="0" layoutInCell="1" allowOverlap="1" wp14:anchorId="018C6BF8" wp14:editId="6445E59A">
             <wp:simplePos x="0" y="0"/>
@@ -1511,6 +1494,7 @@
   <w:style w:type="character" w:default="1" w:styleId="Carpredefinitoparagrafo">
     <w:name w:val="Default Paragraph Font"/>
     <w:uiPriority w:val="1"/>
+    <w:semiHidden/>
     <w:unhideWhenUsed/>
   </w:style>
   <w:style w:type="table" w:default="1" w:styleId="Tabellanormale">
